--- a/Task7/PG_DWH_Aliaksei_Papou_HW_Task7.docx
+++ b/Task7/PG_DWH_Aliaksei_Papou_HW_Task7.docx
@@ -50,21 +50,7 @@
           <w:bCs w:val="false"/>
         </w:rPr>
         <w:tab/>
-        <w:t xml:space="preserve">Repeatability is implemented through a WHERE NOT EXISTS check on business keys (SRC_ID + SOURCE_SYSTEM) within the procedure. </w:t>
-      </w:r>
-      <w:r>
-        <w:rPr>
-          <w:b w:val="false"/>
-          <w:bCs w:val="false"/>
-        </w:rPr>
-        <w:t>F</w:t>
-      </w:r>
-      <w:r>
-        <w:rPr>
-          <w:b w:val="false"/>
-          <w:bCs w:val="false"/>
-        </w:rPr>
-        <w:t>unctions and procedures are created via CREATE OR REPLACE. I also added an Exception block to each procedure. Any error is logged to MTA_LOGGING with the 'ERROR' status.</w:t>
+        <w:t>Repeatability is implemented through a WHERE NOT EXISTS check on business keys (SRC_ID + SOURCE_SYSTEM) within the procedure. Functions and procedures are created via CREATE OR REPLACE. I also added an Exception block to each procedure. Any error is logged to MTA_LOGGING with the 'ERROR' status.</w:t>
       </w:r>
     </w:p>
     <w:p>
@@ -174,12 +160,13 @@
           <w:p>
             <w:pPr>
               <w:pStyle w:val="TableContents"/>
+              <w:widowControl w:val="false"/>
               <w:rPr/>
             </w:pPr>
             <w:r>
               <w:rPr/>
               <w:drawing>
-                <wp:anchor behindDoc="0" distT="0" distB="0" distL="0" distR="0" simplePos="0" locked="0" layoutInCell="0" allowOverlap="1" relativeHeight="2">
+                <wp:anchor behindDoc="0" distT="0" distB="0" distL="0" distR="0" simplePos="0" locked="0" layoutInCell="1" allowOverlap="1" relativeHeight="2">
                   <wp:simplePos x="0" y="0"/>
                   <wp:positionH relativeFrom="column">
                     <wp:align>center</wp:align>
@@ -277,6 +264,7 @@
           <w:p>
             <w:pPr>
               <w:pStyle w:val="TableContents"/>
+              <w:widowControl w:val="false"/>
               <w:rPr>
                 <w:b w:val="false"/>
                 <w:b w:val="false"/>
@@ -289,7 +277,7 @@
                 <w:bCs w:val="false"/>
               </w:rPr>
               <w:drawing>
-                <wp:anchor behindDoc="0" distT="0" distB="0" distL="0" distR="0" simplePos="0" locked="0" layoutInCell="0" allowOverlap="1" relativeHeight="3">
+                <wp:anchor behindDoc="0" distT="0" distB="0" distL="0" distR="0" simplePos="0" locked="0" layoutInCell="1" allowOverlap="1" relativeHeight="3">
                   <wp:simplePos x="0" y="0"/>
                   <wp:positionH relativeFrom="column">
                     <wp:align>center</wp:align>
@@ -425,12 +413,13 @@
           <w:p>
             <w:pPr>
               <w:pStyle w:val="TableContents"/>
+              <w:widowControl w:val="false"/>
               <w:rPr/>
             </w:pPr>
             <w:r>
               <w:rPr/>
               <w:drawing>
-                <wp:anchor behindDoc="0" distT="0" distB="0" distL="0" distR="0" simplePos="0" locked="0" layoutInCell="0" allowOverlap="1" relativeHeight="4">
+                <wp:anchor behindDoc="0" distT="0" distB="0" distL="0" distR="0" simplePos="0" locked="0" layoutInCell="1" allowOverlap="1" relativeHeight="4">
                   <wp:simplePos x="0" y="0"/>
                   <wp:positionH relativeFrom="column">
                     <wp:align>center</wp:align>
@@ -632,11 +621,7 @@
       </w:pPr>
       <w:r>
         <w:rPr/>
-        <w:t xml:space="preserve">For example, the data loaded into the table </w:t>
-      </w:r>
-      <w:r>
-        <w:rPr/>
-        <w:t>BL_3NF.CE_STORES</w:t>
+        <w:t>For example, the data loaded into the table BL_3NF.CE_STORES</w:t>
       </w:r>
     </w:p>
     <w:tbl>
@@ -670,6 +655,7 @@
           <w:p>
             <w:pPr>
               <w:pStyle w:val="TableContents"/>
+              <w:widowControl w:val="false"/>
               <w:rPr>
                 <w:b w:val="false"/>
                 <w:b w:val="false"/>
@@ -682,7 +668,7 @@
                 <w:bCs w:val="false"/>
               </w:rPr>
               <w:drawing>
-                <wp:anchor behindDoc="0" distT="0" distB="0" distL="0" distR="0" simplePos="0" locked="0" layoutInCell="0" allowOverlap="1" relativeHeight="5">
+                <wp:anchor behindDoc="0" distT="0" distB="0" distL="0" distR="0" simplePos="0" locked="0" layoutInCell="1" allowOverlap="1" relativeHeight="5">
                   <wp:simplePos x="0" y="0"/>
                   <wp:positionH relativeFrom="column">
                     <wp:align>center</wp:align>
@@ -785,6 +771,7 @@
           <w:p>
             <w:pPr>
               <w:pStyle w:val="TableContents"/>
+              <w:widowControl w:val="false"/>
               <w:rPr>
                 <w:b w:val="false"/>
                 <w:b w:val="false"/>
@@ -797,7 +784,7 @@
                 <w:bCs w:val="false"/>
               </w:rPr>
               <w:drawing>
-                <wp:anchor behindDoc="0" distT="0" distB="0" distL="0" distR="0" simplePos="0" locked="0" layoutInCell="0" allowOverlap="1" relativeHeight="6">
+                <wp:anchor behindDoc="0" distT="0" distB="0" distL="0" distR="0" simplePos="0" locked="0" layoutInCell="1" allowOverlap="1" relativeHeight="6">
                   <wp:simplePos x="0" y="0"/>
                   <wp:positionH relativeFrom="column">
                     <wp:align>center</wp:align>
@@ -846,6 +833,429 @@
         </w:tc>
       </w:tr>
     </w:tbl>
+    <w:p>
+      <w:pPr>
+        <w:pStyle w:val="Normal"/>
+        <w:bidi w:val="0"/>
+        <w:jc w:val="left"/>
+        <w:rPr/>
+      </w:pPr>
+      <w:r>
+        <w:rPr/>
+      </w:r>
+    </w:p>
+    <w:p>
+      <w:pPr>
+        <w:pStyle w:val="Normal"/>
+        <w:bidi w:val="0"/>
+        <w:jc w:val="left"/>
+        <w:rPr/>
+      </w:pPr>
+      <w:r>
+        <w:rPr/>
+        <w:t xml:space="preserve">The SCD2 logic was successfully tested: when the product </w:t>
+      </w:r>
+      <w:r>
+        <w:rPr/>
+        <w:t>warranty period</w:t>
+      </w:r>
+      <w:r>
+        <w:rPr/>
+        <w:t xml:space="preserve"> (</w:t>
+      </w:r>
+      <w:r>
+        <w:rPr/>
+        <w:t>iMac Pro</w:t>
+      </w:r>
+      <w:r>
+        <w:rPr/>
+        <w:t xml:space="preserve"> </w:t>
+      </w:r>
+      <w:r>
+        <w:rPr/>
+        <w:t>warranty period</w:t>
+      </w:r>
+      <w:r>
+        <w:rPr/>
+        <w:t xml:space="preserve"> was changed from </w:t>
+      </w:r>
+      <w:r>
+        <w:rPr/>
+        <w:t>12</w:t>
+      </w:r>
+      <w:r>
+        <w:rPr/>
+        <w:t xml:space="preserve"> to </w:t>
+      </w:r>
+      <w:r>
+        <w:rPr/>
+        <w:t>24</w:t>
+      </w:r>
+      <w:r>
+        <w:rPr/>
+        <w:t xml:space="preserve">) was changed in the CSV file, the procedure correctly identified the changes. The old version of the record was deactivated (closed with the end date), and a new version was created with the current data. The data was changed correctly on both storage layers. </w:t>
+      </w:r>
+    </w:p>
+    <w:p>
+      <w:pPr>
+        <w:pStyle w:val="Normal"/>
+        <w:bidi w:val="0"/>
+        <w:jc w:val="left"/>
+        <w:rPr/>
+      </w:pPr>
+      <w:r>
+        <w:rPr/>
+      </w:r>
+    </w:p>
+    <w:p>
+      <w:pPr>
+        <w:pStyle w:val="Normal"/>
+        <w:bidi w:val="0"/>
+        <w:jc w:val="left"/>
+        <w:rPr/>
+      </w:pPr>
+      <w:r>
+        <w:rPr/>
+      </w:r>
+    </w:p>
+    <w:tbl>
+      <w:tblPr>
+        <w:tblW w:w="5000" w:type="pct"/>
+        <w:jc w:val="left"/>
+        <w:tblInd w:w="-5" w:type="dxa"/>
+        <w:tblLayout w:type="fixed"/>
+        <w:tblCellMar>
+          <w:top w:w="55" w:type="dxa"/>
+          <w:left w:w="55" w:type="dxa"/>
+          <w:bottom w:w="55" w:type="dxa"/>
+          <w:right w:w="55" w:type="dxa"/>
+        </w:tblCellMar>
+      </w:tblPr>
+      <w:tblGrid>
+        <w:gridCol w:w="9638"/>
+      </w:tblGrid>
+      <w:tr>
+        <w:trPr/>
+        <w:tc>
+          <w:tcPr>
+            <w:tcW w:w="9638" w:type="dxa"/>
+            <w:tcBorders>
+              <w:top w:val="single" w:sz="4" w:space="0" w:color="000000"/>
+              <w:left w:val="single" w:sz="4" w:space="0" w:color="000000"/>
+              <w:bottom w:val="single" w:sz="4" w:space="0" w:color="000000"/>
+              <w:right w:val="single" w:sz="4" w:space="0" w:color="000000"/>
+            </w:tcBorders>
+          </w:tcPr>
+          <w:p>
+            <w:pPr>
+              <w:pStyle w:val="TableContents"/>
+              <w:rPr>
+                <w:b w:val="false"/>
+                <w:b w:val="false"/>
+                <w:bCs w:val="false"/>
+              </w:rPr>
+            </w:pPr>
+            <w:r>
+              <w:rPr>
+                <w:b w:val="false"/>
+                <w:bCs w:val="false"/>
+              </w:rPr>
+              <w:drawing>
+                <wp:anchor behindDoc="0" distT="0" distB="0" distL="0" distR="0" simplePos="0" locked="0" layoutInCell="0" allowOverlap="1" relativeHeight="7">
+                  <wp:simplePos x="0" y="0"/>
+                  <wp:positionH relativeFrom="column">
+                    <wp:align>center</wp:align>
+                  </wp:positionH>
+                  <wp:positionV relativeFrom="paragraph">
+                    <wp:posOffset>635</wp:posOffset>
+                  </wp:positionV>
+                  <wp:extent cx="6050280" cy="3321050"/>
+                  <wp:effectExtent l="0" t="0" r="0" b="0"/>
+                  <wp:wrapSquare wrapText="largest"/>
+                  <wp:docPr id="6" name="Image6" descr=""/>
+                  <wp:cNvGraphicFramePr>
+                    <a:graphicFrameLocks xmlns:a="http://schemas.openxmlformats.org/drawingml/2006/main" noChangeAspect="1"/>
+                  </wp:cNvGraphicFramePr>
+                  <a:graphic xmlns:a="http://schemas.openxmlformats.org/drawingml/2006/main">
+                    <a:graphicData uri="http://schemas.openxmlformats.org/drawingml/2006/picture">
+                      <pic:pic xmlns:pic="http://schemas.openxmlformats.org/drawingml/2006/picture">
+                        <pic:nvPicPr>
+                          <pic:cNvPr id="6" name="Image6" descr=""/>
+                          <pic:cNvPicPr>
+                            <a:picLocks noChangeAspect="1" noChangeArrowheads="1"/>
+                          </pic:cNvPicPr>
+                        </pic:nvPicPr>
+                        <pic:blipFill>
+                          <a:blip r:embed="rId7"/>
+                          <a:stretch>
+                            <a:fillRect/>
+                          </a:stretch>
+                        </pic:blipFill>
+                        <pic:spPr bwMode="auto">
+                          <a:xfrm>
+                            <a:off x="0" y="0"/>
+                            <a:ext cx="6050280" cy="3321050"/>
+                          </a:xfrm>
+                          <a:prstGeom prst="rect">
+                            <a:avLst/>
+                          </a:prstGeom>
+                        </pic:spPr>
+                      </pic:pic>
+                    </a:graphicData>
+                  </a:graphic>
+                </wp:anchor>
+              </w:drawing>
+            </w:r>
+          </w:p>
+        </w:tc>
+      </w:tr>
+    </w:tbl>
+    <w:p>
+      <w:pPr>
+        <w:pStyle w:val="Normal"/>
+        <w:bidi w:val="0"/>
+        <w:jc w:val="left"/>
+        <w:rPr/>
+      </w:pPr>
+      <w:r>
+        <w:rPr/>
+        <w:t>Changed warranty period from 12 to 24 (BL_3NF)</w:t>
+      </w:r>
+    </w:p>
+    <w:p>
+      <w:pPr>
+        <w:pStyle w:val="Normal"/>
+        <w:bidi w:val="0"/>
+        <w:jc w:val="left"/>
+        <w:rPr/>
+      </w:pPr>
+      <w:r>
+        <w:rPr/>
+      </w:r>
+    </w:p>
+    <w:tbl>
+      <w:tblPr>
+        <w:tblW w:w="5000" w:type="pct"/>
+        <w:jc w:val="left"/>
+        <w:tblInd w:w="-5" w:type="dxa"/>
+        <w:tblLayout w:type="fixed"/>
+        <w:tblCellMar>
+          <w:top w:w="55" w:type="dxa"/>
+          <w:left w:w="55" w:type="dxa"/>
+          <w:bottom w:w="55" w:type="dxa"/>
+          <w:right w:w="55" w:type="dxa"/>
+        </w:tblCellMar>
+      </w:tblPr>
+      <w:tblGrid>
+        <w:gridCol w:w="9638"/>
+      </w:tblGrid>
+      <w:tr>
+        <w:trPr/>
+        <w:tc>
+          <w:tcPr>
+            <w:tcW w:w="9638" w:type="dxa"/>
+            <w:tcBorders>
+              <w:top w:val="single" w:sz="4" w:space="0" w:color="000000"/>
+              <w:left w:val="single" w:sz="4" w:space="0" w:color="000000"/>
+              <w:bottom w:val="single" w:sz="4" w:space="0" w:color="000000"/>
+              <w:right w:val="single" w:sz="4" w:space="0" w:color="000000"/>
+            </w:tcBorders>
+          </w:tcPr>
+          <w:p>
+            <w:pPr>
+              <w:pStyle w:val="TableContents"/>
+              <w:rPr/>
+            </w:pPr>
+            <w:r>
+              <w:rPr/>
+              <w:drawing>
+                <wp:anchor behindDoc="0" distT="0" distB="0" distL="0" distR="0" simplePos="0" locked="0" layoutInCell="0" allowOverlap="1" relativeHeight="8">
+                  <wp:simplePos x="0" y="0"/>
+                  <wp:positionH relativeFrom="column">
+                    <wp:align>center</wp:align>
+                  </wp:positionH>
+                  <wp:positionV relativeFrom="paragraph">
+                    <wp:posOffset>635</wp:posOffset>
+                  </wp:positionV>
+                  <wp:extent cx="6050280" cy="3321050"/>
+                  <wp:effectExtent l="0" t="0" r="0" b="0"/>
+                  <wp:wrapSquare wrapText="largest"/>
+                  <wp:docPr id="7" name="Image7" descr=""/>
+                  <wp:cNvGraphicFramePr>
+                    <a:graphicFrameLocks xmlns:a="http://schemas.openxmlformats.org/drawingml/2006/main" noChangeAspect="1"/>
+                  </wp:cNvGraphicFramePr>
+                  <a:graphic xmlns:a="http://schemas.openxmlformats.org/drawingml/2006/main">
+                    <a:graphicData uri="http://schemas.openxmlformats.org/drawingml/2006/picture">
+                      <pic:pic xmlns:pic="http://schemas.openxmlformats.org/drawingml/2006/picture">
+                        <pic:nvPicPr>
+                          <pic:cNvPr id="7" name="Image7" descr=""/>
+                          <pic:cNvPicPr>
+                            <a:picLocks noChangeAspect="1" noChangeArrowheads="1"/>
+                          </pic:cNvPicPr>
+                        </pic:nvPicPr>
+                        <pic:blipFill>
+                          <a:blip r:embed="rId8"/>
+                          <a:stretch>
+                            <a:fillRect/>
+                          </a:stretch>
+                        </pic:blipFill>
+                        <pic:spPr bwMode="auto">
+                          <a:xfrm>
+                            <a:off x="0" y="0"/>
+                            <a:ext cx="6050280" cy="3321050"/>
+                          </a:xfrm>
+                          <a:prstGeom prst="rect">
+                            <a:avLst/>
+                          </a:prstGeom>
+                        </pic:spPr>
+                      </pic:pic>
+                    </a:graphicData>
+                  </a:graphic>
+                </wp:anchor>
+              </w:drawing>
+            </w:r>
+          </w:p>
+        </w:tc>
+      </w:tr>
+    </w:tbl>
+    <w:p>
+      <w:pPr>
+        <w:pStyle w:val="Normal"/>
+        <w:bidi w:val="0"/>
+        <w:jc w:val="left"/>
+        <w:rPr/>
+      </w:pPr>
+      <w:r>
+        <w:rPr/>
+        <w:t>Changed warranty period from 12 to 24 (BL_DM)</w:t>
+      </w:r>
+    </w:p>
+    <w:p>
+      <w:pPr>
+        <w:pStyle w:val="Normal"/>
+        <w:bidi w:val="0"/>
+        <w:jc w:val="left"/>
+        <w:rPr/>
+      </w:pPr>
+      <w:r>
+        <w:rPr/>
+      </w:r>
+    </w:p>
+    <w:tbl>
+      <w:tblPr>
+        <w:tblW w:w="5000" w:type="pct"/>
+        <w:jc w:val="left"/>
+        <w:tblInd w:w="-5" w:type="dxa"/>
+        <w:tblLayout w:type="fixed"/>
+        <w:tblCellMar>
+          <w:top w:w="55" w:type="dxa"/>
+          <w:left w:w="55" w:type="dxa"/>
+          <w:bottom w:w="55" w:type="dxa"/>
+          <w:right w:w="55" w:type="dxa"/>
+        </w:tblCellMar>
+      </w:tblPr>
+      <w:tblGrid>
+        <w:gridCol w:w="9638"/>
+      </w:tblGrid>
+      <w:tr>
+        <w:trPr/>
+        <w:tc>
+          <w:tcPr>
+            <w:tcW w:w="9638" w:type="dxa"/>
+            <w:tcBorders>
+              <w:top w:val="single" w:sz="4" w:space="0" w:color="000000"/>
+              <w:left w:val="single" w:sz="4" w:space="0" w:color="000000"/>
+              <w:bottom w:val="single" w:sz="4" w:space="0" w:color="000000"/>
+              <w:right w:val="single" w:sz="4" w:space="0" w:color="000000"/>
+            </w:tcBorders>
+          </w:tcPr>
+          <w:p>
+            <w:pPr>
+              <w:pStyle w:val="TableContents"/>
+              <w:rPr>
+                <w:b w:val="false"/>
+                <w:b w:val="false"/>
+                <w:bCs w:val="false"/>
+              </w:rPr>
+            </w:pPr>
+            <w:r>
+              <w:rPr>
+                <w:b w:val="false"/>
+                <w:bCs w:val="false"/>
+              </w:rPr>
+              <w:drawing>
+                <wp:anchor behindDoc="0" distT="0" distB="0" distL="0" distR="0" simplePos="0" locked="0" layoutInCell="0" allowOverlap="1" relativeHeight="9">
+                  <wp:simplePos x="0" y="0"/>
+                  <wp:positionH relativeFrom="column">
+                    <wp:align>center</wp:align>
+                  </wp:positionH>
+                  <wp:positionV relativeFrom="paragraph">
+                    <wp:posOffset>635</wp:posOffset>
+                  </wp:positionV>
+                  <wp:extent cx="6050280" cy="3321050"/>
+                  <wp:effectExtent l="0" t="0" r="0" b="0"/>
+                  <wp:wrapSquare wrapText="largest"/>
+                  <wp:docPr id="8" name="Image8" descr=""/>
+                  <wp:cNvGraphicFramePr>
+                    <a:graphicFrameLocks xmlns:a="http://schemas.openxmlformats.org/drawingml/2006/main" noChangeAspect="1"/>
+                  </wp:cNvGraphicFramePr>
+                  <a:graphic xmlns:a="http://schemas.openxmlformats.org/drawingml/2006/main">
+                    <a:graphicData uri="http://schemas.openxmlformats.org/drawingml/2006/picture">
+                      <pic:pic xmlns:pic="http://schemas.openxmlformats.org/drawingml/2006/picture">
+                        <pic:nvPicPr>
+                          <pic:cNvPr id="8" name="Image8" descr=""/>
+                          <pic:cNvPicPr>
+                            <a:picLocks noChangeAspect="1" noChangeArrowheads="1"/>
+                          </pic:cNvPicPr>
+                        </pic:nvPicPr>
+                        <pic:blipFill>
+                          <a:blip r:embed="rId9"/>
+                          <a:stretch>
+                            <a:fillRect/>
+                          </a:stretch>
+                        </pic:blipFill>
+                        <pic:spPr bwMode="auto">
+                          <a:xfrm>
+                            <a:off x="0" y="0"/>
+                            <a:ext cx="6050280" cy="3321050"/>
+                          </a:xfrm>
+                          <a:prstGeom prst="rect">
+                            <a:avLst/>
+                          </a:prstGeom>
+                        </pic:spPr>
+                      </pic:pic>
+                    </a:graphicData>
+                  </a:graphic>
+                </wp:anchor>
+              </w:drawing>
+            </w:r>
+          </w:p>
+        </w:tc>
+      </w:tr>
+    </w:tbl>
+    <w:p>
+      <w:pPr>
+        <w:pStyle w:val="Normal"/>
+        <w:bidi w:val="0"/>
+        <w:jc w:val="left"/>
+        <w:rPr/>
+      </w:pPr>
+      <w:r>
+        <w:rPr/>
+        <w:t xml:space="preserve">Add new product for test </w:t>
+      </w:r>
+    </w:p>
+    <w:p>
+      <w:pPr>
+        <w:pStyle w:val="Normal"/>
+        <w:bidi w:val="0"/>
+        <w:jc w:val="left"/>
+        <w:rPr/>
+      </w:pPr>
+      <w:r>
+        <w:rPr/>
+      </w:r>
+    </w:p>
     <w:p>
       <w:pPr>
         <w:pStyle w:val="Normal"/>

--- a/Task7/PG_DWH_Aliaksei_Papou_HW_Task7.docx
+++ b/Task7/PG_DWH_Aliaksei_Papou_HW_Task7.docx
@@ -853,47 +853,7 @@
       </w:pPr>
       <w:r>
         <w:rPr/>
-        <w:t xml:space="preserve">The SCD2 logic was successfully tested: when the product </w:t>
-      </w:r>
-      <w:r>
-        <w:rPr/>
-        <w:t>warranty period</w:t>
-      </w:r>
-      <w:r>
-        <w:rPr/>
-        <w:t xml:space="preserve"> (</w:t>
-      </w:r>
-      <w:r>
-        <w:rPr/>
-        <w:t>iMac Pro</w:t>
-      </w:r>
-      <w:r>
-        <w:rPr/>
-        <w:t xml:space="preserve"> </w:t>
-      </w:r>
-      <w:r>
-        <w:rPr/>
-        <w:t>warranty period</w:t>
-      </w:r>
-      <w:r>
-        <w:rPr/>
-        <w:t xml:space="preserve"> was changed from </w:t>
-      </w:r>
-      <w:r>
-        <w:rPr/>
-        <w:t>12</w:t>
-      </w:r>
-      <w:r>
-        <w:rPr/>
-        <w:t xml:space="preserve"> to </w:t>
-      </w:r>
-      <w:r>
-        <w:rPr/>
-        <w:t>24</w:t>
-      </w:r>
-      <w:r>
-        <w:rPr/>
-        <w:t xml:space="preserve">) was changed in the CSV file, the procedure correctly identified the changes. The old version of the record was deactivated (closed with the end date), and a new version was created with the current data. The data was changed correctly on both storage layers. </w:t>
+        <w:t xml:space="preserve">The SCD2 logic was successfully tested: when the product warranty period (iMac Pro warranty period was changed from 12 to 24) was changed in the CSV file, the procedure correctly identified the changes. The old version of the record was deactivated (closed with the end date), and a new version was created with the current data. The data was changed correctly on both storage layers. </w:t>
       </w:r>
     </w:p>
     <w:p>
@@ -949,6 +909,7 @@
           <w:p>
             <w:pPr>
               <w:pStyle w:val="TableContents"/>
+              <w:widowControl w:val="false"/>
               <w:rPr>
                 <w:b w:val="false"/>
                 <w:b w:val="false"/>
@@ -969,7 +930,7 @@
                   <wp:positionV relativeFrom="paragraph">
                     <wp:posOffset>635</wp:posOffset>
                   </wp:positionV>
-                  <wp:extent cx="6050280" cy="3321050"/>
+                  <wp:extent cx="6050280" cy="3298825"/>
                   <wp:effectExtent l="0" t="0" r="0" b="0"/>
                   <wp:wrapSquare wrapText="largest"/>
                   <wp:docPr id="6" name="Image6" descr=""/>
@@ -994,7 +955,7 @@
                         <pic:spPr bwMode="auto">
                           <a:xfrm>
                             <a:off x="0" y="0"/>
-                            <a:ext cx="6050280" cy="3321050"/>
+                            <a:ext cx="6050280" cy="3298825"/>
                           </a:xfrm>
                           <a:prstGeom prst="rect">
                             <a:avLst/>
@@ -1064,6 +1025,7 @@
           <w:p>
             <w:pPr>
               <w:pStyle w:val="TableContents"/>
+              <w:widowControl w:val="false"/>
               <w:rPr/>
             </w:pPr>
             <w:r>
@@ -1077,7 +1039,7 @@
                   <wp:positionV relativeFrom="paragraph">
                     <wp:posOffset>635</wp:posOffset>
                   </wp:positionV>
-                  <wp:extent cx="6050280" cy="3321050"/>
+                  <wp:extent cx="6050280" cy="3298825"/>
                   <wp:effectExtent l="0" t="0" r="0" b="0"/>
                   <wp:wrapSquare wrapText="largest"/>
                   <wp:docPr id="7" name="Image7" descr=""/>
@@ -1102,7 +1064,7 @@
                         <pic:spPr bwMode="auto">
                           <a:xfrm>
                             <a:off x="0" y="0"/>
-                            <a:ext cx="6050280" cy="3321050"/>
+                            <a:ext cx="6050280" cy="3298825"/>
                           </a:xfrm>
                           <a:prstGeom prst="rect">
                             <a:avLst/>
@@ -1172,6 +1134,7 @@
           <w:p>
             <w:pPr>
               <w:pStyle w:val="TableContents"/>
+              <w:widowControl w:val="false"/>
               <w:rPr>
                 <w:b w:val="false"/>
                 <w:b w:val="false"/>
@@ -1192,7 +1155,7 @@
                   <wp:positionV relativeFrom="paragraph">
                     <wp:posOffset>635</wp:posOffset>
                   </wp:positionV>
-                  <wp:extent cx="6050280" cy="3321050"/>
+                  <wp:extent cx="6050280" cy="3298825"/>
                   <wp:effectExtent l="0" t="0" r="0" b="0"/>
                   <wp:wrapSquare wrapText="largest"/>
                   <wp:docPr id="8" name="Image8" descr=""/>
@@ -1217,7 +1180,7 @@
                         <pic:spPr bwMode="auto">
                           <a:xfrm>
                             <a:off x="0" y="0"/>
-                            <a:ext cx="6050280" cy="3321050"/>
+                            <a:ext cx="6050280" cy="3298825"/>
                           </a:xfrm>
                           <a:prstGeom prst="rect">
                             <a:avLst/>
